--- a/data/cvs/cv_005_derya_celik.docx
+++ b/data/cvs/cv_005_derya_celik.docx
@@ -9,10 +9,9 @@
       <w:r>
         <w:rPr>
           <w:b/>
-          <w:color w:val="1F4E79"/>
           <w:sz w:val="36"/>
         </w:rPr>
-        <w:t>DERYA ÇELIK</w:t>
+        <w:t>Derya Çelik</w:t>
       </w:r>
     </w:p>
     <w:p>
@@ -20,301 +19,266 @@
         <w:jc w:val="center"/>
       </w:pPr>
       <w:r>
-        <w:rPr>
-          <w:b/>
-        </w:rPr>
-        <w:t>Kıdemli DevOps Mühendisi</w:t>
-      </w:r>
-    </w:p>
-    <w:p>
-      <w:pPr>
-        <w:jc w:val="center"/>
-      </w:pPr>
-      <w:r>
-        <w:t>derya_celik@example.com | +90 546 562 25 41 | İzmir / Konak</w:t>
+        <w:t>derya_celik@example.com | +90 543 904 84 87 | Antalya / Muratpaşa</w:t>
       </w:r>
     </w:p>
     <w:p>
       <w:r>
         <w:rPr>
           <w:b/>
-          <w:color w:val="262626"/>
+          <w:color w:val="1E1E1E"/>
           <w:sz w:val="22"/>
         </w:rPr>
-        <w:t>PROFIL</w:t>
+        <w:t>Özet</w:t>
       </w:r>
     </w:p>
     <w:p>
       <w:r>
-        <w:t>10 yıllık deneyime sahip devops mühendisi. bulut / platform alanında ölçülebilir iş sonuçları üretmeye, ekiplerle koordineli çalışmaya ve süreçleri veriye dayalı iyileştirmeye odaklanır. Docker, Kubernetes, AWS, Terraform konularında güçlü uygulama deneyimi vardır.</w:t>
+        <w:t>4 yıllık deneyime sahip UI/UX Tasarımcı. SaaS / Tasarım alanında ölçülebilir iş sonuçları üretmeye, ekiplerle koordineli çalışmaya ve süreçleri veriye dayalı iyileştirmeye odaklanır. Accessibility, Design System, Adobe XD, HTML/CSS konularında güçlü uygulama deneyimi vardır.</w:t>
       </w:r>
     </w:p>
     <w:p>
       <w:r>
         <w:rPr>
           <w:b/>
-          <w:color w:val="262626"/>
+          <w:color w:val="1E1E1E"/>
           <w:sz w:val="22"/>
         </w:rPr>
-        <w:t>İŞ DENEYIMI</w:t>
+        <w:t>Deneyim</w:t>
       </w:r>
     </w:p>
     <w:p>
       <w:r>
         <w:rPr>
           <w:b/>
+          <w:sz w:val="20"/>
         </w:rPr>
-        <w:t>Kıdemli DevOps Mühendisi — Vodafone Teknoloji (Oca 2025 – Halen)</w:t>
+        <w:t>UI/UX Tasarımcı - Migros One</w:t>
       </w:r>
     </w:p>
     <w:p>
       <w:r>
-        <w:t>Bulut / Platform | İzmir</w:t>
+        <w:rPr>
+          <w:i/>
+        </w:rPr>
+        <w:t>Eyl 2021 - Günümüz | SaaS / Tasarım | Antalya</w:t>
       </w:r>
     </w:p>
     <w:p>
       <w:pPr>
-        <w:pStyle w:val="ListBullet"/>
-        <w:spacing w:after="20"/>
-        <w:ind w:left="259"/>
+        <w:ind w:left="259" w:hanging="173"/>
       </w:pPr>
       <w:r>
         <w:rPr>
           <w:sz w:val="18"/>
         </w:rPr>
-        <w:t>Kubernetes ortamlarında otomatik deployment pipeline kurdum</w:t>
+        <w:t>• Accessibility kullanarak operasyonel süreçleri iyileştiren çözümler geliştirdim.</w:t>
       </w:r>
     </w:p>
     <w:p>
       <w:pPr>
-        <w:pStyle w:val="ListBullet"/>
-        <w:spacing w:after="20"/>
-        <w:ind w:left="259"/>
+        <w:ind w:left="259" w:hanging="173"/>
       </w:pPr>
       <w:r>
         <w:rPr>
           <w:sz w:val="18"/>
         </w:rPr>
-        <w:t>Terraform modülleri ile altyapı kurulum süresini 2 günden 3 saate indirdim</w:t>
-      </w:r>
-    </w:p>
-    <w:p>
-      <w:pPr>
-        <w:pStyle w:val="ListBullet"/>
-        <w:spacing w:after="20"/>
-        <w:ind w:left="259"/>
-      </w:pPr>
-      <w:r>
-        <w:rPr>
-          <w:sz w:val="18"/>
-        </w:rPr>
-        <w:t>Prometheus ve Grafana ile gözlemlenebilirlik standardı oluşturdum</w:t>
+        <w:t>• Raporlama veya teslimat süresini %40 azalttım.</w:t>
       </w:r>
     </w:p>
     <w:p>
       <w:r>
         <w:rPr>
           <w:b/>
+          <w:sz w:val="20"/>
         </w:rPr>
-        <w:t>DevOps Mühendisi — Turkcell Dijital (Mar 2021 – Ara 2024)</w:t>
+        <w:t>UI/UX Tasarımcı - Akbank Teknoloji</w:t>
       </w:r>
     </w:p>
     <w:p>
       <w:r>
-        <w:t>Bulut / Platform | İzmir</w:t>
+        <w:rPr>
+          <w:i/>
+        </w:rPr>
+        <w:t>Eyl 2023 - Ara 2024 | SaaS / Tasarım | Antalya</w:t>
       </w:r>
     </w:p>
     <w:p>
       <w:pPr>
-        <w:pStyle w:val="ListBullet"/>
-        <w:spacing w:after="20"/>
-        <w:ind w:left="259"/>
+        <w:ind w:left="259" w:hanging="173"/>
       </w:pPr>
       <w:r>
         <w:rPr>
           <w:sz w:val="18"/>
         </w:rPr>
-        <w:t>Terraform ile operasyonel işleri destekleyen çözümler geliştirdim</w:t>
+        <w:t>• Design System kullanarak operasyonel süreçleri iyileştiren çözümler geliştirdim.</w:t>
       </w:r>
     </w:p>
     <w:p>
       <w:pPr>
-        <w:pStyle w:val="ListBullet"/>
-        <w:spacing w:after="20"/>
-        <w:ind w:left="259"/>
+        <w:ind w:left="259" w:hanging="173"/>
       </w:pPr>
       <w:r>
         <w:rPr>
           <w:sz w:val="18"/>
         </w:rPr>
-        <w:t>Ekip hedeflerine katkı sağlayan raporlama ve süreç iyileştirme çalışmaları yaptım</w:t>
-      </w:r>
-    </w:p>
-    <w:p>
-      <w:pPr>
-        <w:pStyle w:val="ListBullet"/>
-        <w:spacing w:after="20"/>
-        <w:ind w:left="259"/>
-      </w:pPr>
-      <w:r>
-        <w:rPr>
-          <w:sz w:val="18"/>
-        </w:rPr>
-        <w:t>Paydaşlarla düzenli iletişim kurarak proje çıktılarının zamanında tamamlanmasını sağladım</w:t>
+        <w:t>• Raporlama veya teslimat süresini %25 azalttım.</w:t>
       </w:r>
     </w:p>
     <w:p>
       <w:r>
         <w:rPr>
           <w:b/>
+          <w:color w:val="1E1E1E"/>
+          <w:sz w:val="22"/>
         </w:rPr>
-        <w:t>DevOps Mühendisi — Trendyol Tech (Mar 2017 – Ara 2020)</w:t>
+        <w:t>Yetenekler</w:t>
       </w:r>
     </w:p>
     <w:p>
       <w:r>
-        <w:t>Bulut / Platform | İzmir</w:t>
-      </w:r>
-    </w:p>
-    <w:p>
-      <w:pPr>
-        <w:pStyle w:val="ListBullet"/>
-        <w:spacing w:after="20"/>
-        <w:ind w:left="259"/>
-      </w:pPr>
-      <w:r>
         <w:rPr>
           <w:sz w:val="18"/>
         </w:rPr>
-        <w:t>Terraform ile operasyonel işleri destekleyen çözümler geliştirdim</w:t>
-      </w:r>
-    </w:p>
-    <w:p>
-      <w:pPr>
-        <w:pStyle w:val="ListBullet"/>
-        <w:spacing w:after="20"/>
-        <w:ind w:left="259"/>
-      </w:pPr>
-      <w:r>
-        <w:rPr>
-          <w:sz w:val="18"/>
-        </w:rPr>
-        <w:t>Ekip hedeflerine katkı sağlayan raporlama ve süreç iyileştirme çalışmaları yaptım</w:t>
-      </w:r>
-    </w:p>
-    <w:p>
-      <w:pPr>
-        <w:pStyle w:val="ListBullet"/>
-        <w:spacing w:after="20"/>
-        <w:ind w:left="259"/>
-      </w:pPr>
-      <w:r>
-        <w:rPr>
-          <w:sz w:val="18"/>
-        </w:rPr>
-        <w:t>Paydaşlarla düzenli iletişim kurarak proje çıktılarının zamanında tamamlanmasını sağladım</w:t>
+        <w:t>Accessibility, Design System, Adobe XD, HTML/CSS, Figma, Miro, Wireframe, Prototype, User Research, Usability Testing</w:t>
       </w:r>
     </w:p>
     <w:p>
       <w:r>
         <w:rPr>
           <w:b/>
-          <w:color w:val="262626"/>
+          <w:color w:val="1E1E1E"/>
           <w:sz w:val="22"/>
         </w:rPr>
-        <w:t>EĞITIM</w:t>
+        <w:t>Eğitim</w:t>
       </w:r>
     </w:p>
     <w:p>
       <w:r>
-        <w:t>Lisans — Yazılım Mühendisliği, İzmir Ekonomi Üniversitesi (2013-2017) — GPA: 2.99</w:t>
+        <w:t>Lisans - İstatistik, Orta Doğu Teknik Üniversitesi (2016-2020) GPA: 3.47</w:t>
       </w:r>
     </w:p>
     <w:p>
       <w:r>
         <w:rPr>
           <w:b/>
-          <w:color w:val="262626"/>
+          <w:color w:val="1E1E1E"/>
           <w:sz w:val="22"/>
         </w:rPr>
-        <w:t>TEKNIK / MESLEKI YETENEKLER</w:t>
+        <w:t>Sertifikalar</w:t>
+      </w:r>
+    </w:p>
+    <w:p>
+      <w:pPr>
+        <w:ind w:left="259" w:hanging="173"/>
+      </w:pPr>
+      <w:r>
+        <w:rPr>
+          <w:sz w:val="18"/>
+        </w:rPr>
+        <w:t>• AWS Solutions Architect Associate</w:t>
+      </w:r>
+    </w:p>
+    <w:p>
+      <w:pPr>
+        <w:ind w:left="259" w:hanging="173"/>
+      </w:pPr>
+      <w:r>
+        <w:rPr>
+          <w:sz w:val="18"/>
+        </w:rPr>
+        <w:t>• Certified Kubernetes Administrator</w:t>
       </w:r>
     </w:p>
     <w:p>
       <w:r>
-        <w:t>Docker, Kubernetes, AWS, Terraform, GitHub Actions, Jenkins, Prometheus, Grafana, Helm, Linux</w:t>
+        <w:br w:type="page"/>
       </w:r>
     </w:p>
     <w:p>
       <w:r>
         <w:rPr>
           <w:b/>
-          <w:color w:val="262626"/>
+          <w:color w:val="1E1E1E"/>
           <w:sz w:val="22"/>
         </w:rPr>
-        <w:t>SERTIFIKALAR</w:t>
-      </w:r>
-    </w:p>
-    <w:p>
-      <w:pPr>
-        <w:pStyle w:val="ListBullet"/>
-        <w:spacing w:after="20"/>
-        <w:ind w:left="259"/>
-      </w:pPr>
-      <w:r>
-        <w:rPr>
-          <w:sz w:val="18"/>
-        </w:rPr>
-        <w:t>Certified Kubernetes Administrator — CKA (2023)</w:t>
-      </w:r>
-    </w:p>
-    <w:p>
-      <w:pPr>
-        <w:pStyle w:val="ListBullet"/>
-        <w:spacing w:after="20"/>
-        <w:ind w:left="259"/>
-      </w:pPr>
-      <w:r>
-        <w:rPr>
-          <w:sz w:val="18"/>
-        </w:rPr>
-        <w:t>AWS Solutions Architect Associate (2022)</w:t>
+        <w:t>Ek Detaylar</w:t>
       </w:r>
     </w:p>
     <w:p>
       <w:r>
         <w:rPr>
           <w:b/>
-          <w:color w:val="262626"/>
+          <w:color w:val="1E1E1E"/>
           <w:sz w:val="22"/>
         </w:rPr>
-        <w:t>DILLER</w:t>
+        <w:t>Seçilmiş Başarılar</w:t>
       </w:r>
     </w:p>
     <w:p>
       <w:pPr>
-        <w:pStyle w:val="ListBullet"/>
-        <w:spacing w:after="20"/>
-        <w:ind w:left="259"/>
+        <w:ind w:left="259" w:hanging="173"/>
       </w:pPr>
       <w:r>
         <w:rPr>
           <w:sz w:val="18"/>
         </w:rPr>
-        <w:t>Türkçe — Ana dil</w:t>
+        <w:t>• Accessibility kullanarak operasyonel süreçleri iyileştiren çözümler geliştirdim.</w:t>
       </w:r>
     </w:p>
     <w:p>
       <w:pPr>
-        <w:pStyle w:val="ListBullet"/>
-        <w:spacing w:after="20"/>
-        <w:ind w:left="259"/>
+        <w:ind w:left="259" w:hanging="173"/>
       </w:pPr>
       <w:r>
         <w:rPr>
           <w:sz w:val="18"/>
         </w:rPr>
-        <w:t>İngilizce — İleri (C1)</w:t>
+        <w:t>• Raporlama veya teslimat süresini %40 azalttım.</w:t>
+      </w:r>
+    </w:p>
+    <w:p>
+      <w:pPr>
+        <w:ind w:left="259" w:hanging="173"/>
+      </w:pPr>
+      <w:r>
+        <w:rPr>
+          <w:sz w:val="18"/>
+        </w:rPr>
+        <w:t>• Ürün, operasyon ve mühendislik ekipleriyle düzenli çalışarak proje çıktılarının zamanında tamamlanmasını sağladım.</w:t>
+      </w:r>
+    </w:p>
+    <w:p>
+      <w:pPr>
+        <w:ind w:left="259" w:hanging="173"/>
+      </w:pPr>
+      <w:r>
+        <w:rPr>
+          <w:sz w:val="18"/>
+        </w:rPr>
+        <w:t>• Design System kullanarak operasyonel süreçleri iyileştiren çözümler geliştirdim.</w:t>
+      </w:r>
+    </w:p>
+    <w:p>
+      <w:pPr>
+        <w:ind w:left="259" w:hanging="173"/>
+      </w:pPr>
+      <w:r>
+        <w:rPr>
+          <w:sz w:val="18"/>
+        </w:rPr>
+        <w:t>• Raporlama veya teslimat süresini %25 azalttım.</w:t>
+      </w:r>
+    </w:p>
+    <w:p>
+      <w:pPr>
+        <w:ind w:left="259" w:hanging="173"/>
+      </w:pPr>
+      <w:r>
+        <w:rPr>
+          <w:sz w:val="18"/>
+        </w:rPr>
+        <w:t>• Ürün, operasyon ve mühendislik ekipleriyle düzenli çalışarak proje çıktılarının zamanında tamamlanmasını sağladım.</w:t>
       </w:r>
     </w:p>
     <w:sectPr>
@@ -691,7 +655,7 @@
     <w:qFormat/>
     <w:rsid w:val="00FC693F"/>
     <w:rPr>
-      <w:rFonts w:ascii="Calibri" w:hAnsi="Calibri"/>
+      <w:rFonts w:ascii="DejaVu Sans" w:hAnsi="DejaVu Sans"/>
       <w:sz w:val="18"/>
     </w:rPr>
   </w:style>
